--- a/doc/冯浩然_AIInfra中文简历_训练优化版.docx
+++ b/doc/冯浩然_AIInfra中文简历_训练优化版.docx
@@ -563,7 +563,7 @@
                 <w:sz w:val="16"/>
                 <w:u w:val="none"/>
               </w:rPr>
-              <w:t>300B 级 MoE 基座模型训练优化：</w:t>
+              <w:t>300B 级 MoE 基座模型训练算子与 RL 训练基础设施：</w:t>
             </w:r>
             <w:r>
               <w:rPr>
@@ -572,7 +572,7 @@
                 <w:sz w:val="16"/>
                 <w:u w:val="none"/>
               </w:rPr>
-              <w:t>参与内部300B级MoE基座模型训练、RL rollout与推理基础设施开发，重点解决Attention反向、MoE GEMM-通信竞争、训推路由一致性与多卡稳定性问题。</w:t>
+              <w:t>面向内部300B级MoE基座模型，负责训练侧热点算子与rollout训练闭环；以trace归因、最小可控实验和数值/确定性回归推进优化，核心聚焦Attention backward及MoE计算—通信竞争。</w:t>
             </w:r>
           </w:p>
           <w:p>
@@ -597,7 +597,7 @@
                 <w:sz w:val="16"/>
                 <w:u w:val="none"/>
               </w:rPr>
-              <w:t>训练算子优化（重点）</w:t>
+              <w:t>训练算子优化（主体）</w:t>
             </w:r>
           </w:p>
           <w:p>
@@ -622,7 +622,7 @@
                 <w:sz w:val="16"/>
                 <w:u w:val="none"/>
               </w:rPr>
-              <w:t>FA3 deterministic SWA backward 的 dQ 依赖链调度优化：</w:t>
+              <w:t>FA3 deterministic SWA backward 的 dQ 依赖链调度：</w:t>
             </w:r>
             <w:r>
               <w:rPr>
@@ -631,7 +631,7 @@
                 <w:sz w:val="16"/>
                 <w:u w:val="none"/>
               </w:rPr>
-              <w:t>通过Nsys/NCU与dQ/dK/dV因子隔离，定位dQ semaphore依赖链占确定性增量99.67%；在原fused kernel内将绝对ticket改为contributor-relative ticket，并使reverse scheduler与归约顺序对齐，不新增kernel/workspace/D2H。代表packed shape完整backward由6.755 ms降至1.699 ms（3.98×），2K-12K加速1.59-5.37×；1000次bitwise与3601/3601回归通过。</w:t>
+              <w:t>针对长序列、变长滑窗Attention的deterministic backward回退，先以Nsys/NCU和dQ/dK/dV因子隔离将99.67%的确定性增量收敛到dQ semaphore链；随后在原fused main kernel中将绝对ticket改为contributor-relative ticket，并对齐reverse scheduler与归约顺序，不新增kernel/workspace/D2H。代表packed trace完整backward由6.755 ms降至1.699 ms（3.98×），2K-12K加速1.59-5.37×；1000次自身bitwise与3601/3601回归通过。</w:t>
             </w:r>
           </w:p>
           <w:p>
@@ -656,7 +656,7 @@
                 <w:sz w:val="16"/>
                 <w:u w:val="none"/>
               </w:rPr>
-              <w:t>Sink FC1 GEMM 与通信竞争控核探究：</w:t>
+              <w:t>MoE Router orth-loss 的 compiled 子图融合：</w:t>
             </w:r>
             <w:r>
               <w:rPr>
@@ -665,7 +665,41 @@
                 <w:sz w:val="16"/>
                 <w:u w:val="none"/>
               </w:rPr>
-              <w:t>训练trace显示跨stream SendRecv/AllGatherV使FC1额外退化15.48%/28.73%；搭建4×H200双stream代理，以NCCL CTA预算控制通信并行度、DeepGEMM SM budget控制计算资源，完成121组粗扫、89组细扫及Nsys重叠验证。AllGatherV代理中12 CTA + DG120使联合span降低12.80%，同通信设置下控核独立贡献7.58%。</w:t>
+              <w:t>针对每层orth-loss重复构造identity、Gram GEMM之外仍有normalize、margin、pointwise与reduction碎片化的问题，推导identity-free/margin等价式，并以torch.compile(fullgraph=True)融合周边子图；识别V1 in-place触发CopySlices backward回退后，最终采用默认关闭的V3 compiled路径。steady forward GPU operation由17降至7，目标函数forward+backward提升18.77%、峰值显存降低11.11%；4×H200完整MoE Layer forward+backward提升3.97%，value/gradient 9/9通过。</w:t>
+            </w:r>
+          </w:p>
+          <w:p>
+            <w:pPr>
+              <w:keepLines w:val="0"/>
+              <w:spacing w:before="0" w:after="110" w:line="264" w:lineRule="auto"/>
+              <w:ind w:left="260" w:hanging="220"/>
+            </w:pPr>
+            <w:r>
+              <w:rPr>
+                <w:rFonts w:ascii="Times New Roman" w:hAnsi="Times New Roman" w:eastAsia="宋体"/>
+                <w:b w:val="0"/>
+                <w:sz w:val="16"/>
+                <w:u w:val="none"/>
+              </w:rPr>
+              <w:t xml:space="preserve">3. </w:t>
+            </w:r>
+            <w:r>
+              <w:rPr>
+                <w:rFonts w:ascii="Times New Roman" w:hAnsi="Times New Roman" w:eastAsia="宋体"/>
+                <w:b/>
+                <w:sz w:val="16"/>
+                <w:u w:val="none"/>
+              </w:rPr>
+              <w:t>Sink FC1 GEMM—通信竞争的控核代理实验：</w:t>
+            </w:r>
+            <w:r>
+              <w:rPr>
+                <w:rFonts w:ascii="Times New Roman" w:hAnsi="Times New Roman" w:eastAsia="宋体"/>
+                <w:b w:val="0"/>
+                <w:sz w:val="16"/>
+                <w:u w:val="none"/>
+              </w:rPr>
+              <w:t>针对训练trace中跨stream SendRecv/AllGatherV使FC1额外退化15.48%/28.73%的现象，先校正真实BF16 shape为8192×3072×3072并排除“慢GEMM”误判；构建4×H200双stream的all_gather(list)代理，以NCCL CTA预算控制通信并发、DeepGEMM SM budget控核，完成121组粗扫、89组细扫及Nsys grid/重叠复验。12 CTA + DG120使代理joint span降低12.80%，同通信设置下控核独立贡献7.58%；结果用于下一步训练trace验证，不外推为full-step收益。</w:t>
             </w:r>
           </w:p>
           <w:p>
@@ -690,7 +724,7 @@
                 <w:sz w:val="16"/>
                 <w:u w:val="none"/>
               </w:rPr>
-              <w:t>RL 训推一致性与 Rollout 稳定性</w:t>
+              <w:t>RL 训练侧路由闭环（辅助）</w:t>
             </w:r>
           </w:p>
           <w:p>
@@ -715,7 +749,7 @@
                 <w:sz w:val="16"/>
                 <w:u w:val="none"/>
               </w:rPr>
-              <w:t>R3 Router Replay 与多卡可观测性：</w:t>
+              <w:t>R3 Router Replay 的训练侧回放与观测：</w:t>
             </w:r>
             <w:r>
               <w:rPr>
@@ -724,134 +758,7 @@
                 <w:sz w:val="16"/>
                 <w:u w:val="none"/>
               </w:rPr>
-              <w:t>打通[token, MoE-layer, top-k] route采集、传输与训练侧回放，建立response-mask对齐、异常检测及route mismatch/fτ²/KL闭环；8×H200、Qwen3-30B-A3B BF16的20-step对照中，route mismatch由17%-19%降至0，fτ²/KL分别降低36-145×/4-7×。进一步在内部300B级MoE基座模型完成128卡单轮200-step rollout与SwanLab监控。</w:t>
-            </w:r>
-          </w:p>
-          <w:p>
-            <w:pPr>
-              <w:keepLines w:val="0"/>
-              <w:spacing w:before="0" w:after="110" w:line="264" w:lineRule="auto"/>
-              <w:ind w:left="260" w:hanging="220"/>
-            </w:pPr>
-            <w:r>
-              <w:rPr>
-                <w:rFonts w:ascii="Times New Roman" w:hAnsi="Times New Roman" w:eastAsia="宋体"/>
-                <w:b w:val="0"/>
-                <w:sz w:val="16"/>
-                <w:u w:val="none"/>
-              </w:rPr>
-              <w:t xml:space="preserve">2. </w:t>
-            </w:r>
-            <w:r>
-              <w:rPr>
-                <w:rFonts w:ascii="Times New Roman" w:hAnsi="Times New Roman" w:eastAsia="宋体"/>
-                <w:b/>
-                <w:sz w:val="16"/>
-                <w:u w:val="none"/>
-              </w:rPr>
-              <w:t>FlashInfer CUDA Graph hang 排查与修复：</w:t>
-            </w:r>
-            <w:r>
-              <w:rPr>
-                <w:rFonts w:ascii="Times New Roman" w:hAnsi="Times New Roman" w:eastAsia="宋体"/>
-                <w:b w:val="0"/>
-                <w:sz w:val="16"/>
-                <w:u w:val="none"/>
-              </w:rPr>
-              <w:t>针对H200、vLLM TP=2 FULL CUDA Graph rollout卡死，构建两卡最小复现，经TP/Graph/fused控制变量将根因收敛至fused AllReduce + RMSNorm中Lamport -0.0 sentinel的FTZ误判；回移0x80000000位级判断后，模型级Graph on/off重复回归未再出现hang或timeout。</w:t>
-            </w:r>
-          </w:p>
-          <w:p>
-            <w:pPr>
-              <w:keepLines w:val="0"/>
-              <w:spacing w:before="0" w:after="50" w:line="264" w:lineRule="auto"/>
-              <w:ind w:left="140" w:hanging="140"/>
-            </w:pPr>
-            <w:r>
-              <w:rPr>
-                <w:rFonts w:ascii="Times New Roman" w:hAnsi="Times New Roman" w:eastAsia="宋体"/>
-                <w:b/>
-                <w:sz w:val="16"/>
-                <w:u w:val="none"/>
-              </w:rPr>
-              <w:t xml:space="preserve">• </w:t>
-            </w:r>
-            <w:r>
-              <w:rPr>
-                <w:rFonts w:ascii="Times New Roman" w:hAnsi="Times New Roman" w:eastAsia="宋体"/>
-                <w:b/>
-                <w:sz w:val="16"/>
-                <w:u w:val="none"/>
-              </w:rPr>
-              <w:t>推理算子工程经验</w:t>
-            </w:r>
-          </w:p>
-          <w:p>
-            <w:pPr>
-              <w:keepLines w:val="0"/>
-              <w:spacing w:before="0" w:after="110" w:line="264" w:lineRule="auto"/>
-              <w:ind w:left="260" w:hanging="220"/>
-            </w:pPr>
-            <w:r>
-              <w:rPr>
-                <w:rFonts w:ascii="Times New Roman" w:hAnsi="Times New Roman" w:eastAsia="宋体"/>
-                <w:b w:val="0"/>
-                <w:sz w:val="16"/>
-                <w:u w:val="none"/>
-              </w:rPr>
-              <w:t xml:space="preserve">1. </w:t>
-            </w:r>
-            <w:r>
-              <w:rPr>
-                <w:rFonts w:ascii="Times New Roman" w:hAnsi="Times New Roman" w:eastAsia="宋体"/>
-                <w:b/>
-                <w:sz w:val="16"/>
-                <w:u w:val="none"/>
-              </w:rPr>
-              <w:t>CUDA Graph 确定性 MoE Router GEMM：</w:t>
-            </w:r>
-            <w:r>
-              <w:rPr>
-                <w:rFonts w:ascii="Times New Roman" w:hAnsi="Times New Roman" w:eastAsia="宋体"/>
-                <w:b w:val="0"/>
-                <w:sz w:val="16"/>
-                <w:u w:val="none"/>
-              </w:rPr>
-              <w:t>在vLLM中接入DeepGEMM/Triton Full-K/persistent三级后端，完成selector、capture前preflight、cache/fallback与workspace生命周期；48层Router GEMM中位耗时降低73.39%，135/135 kernel和20/20模型场景逐位一致。</w:t>
-            </w:r>
-          </w:p>
-          <w:p>
-            <w:pPr>
-              <w:keepLines w:val="0"/>
-              <w:spacing w:before="0" w:after="110" w:line="264" w:lineRule="auto"/>
-              <w:ind w:left="260" w:hanging="220"/>
-            </w:pPr>
-            <w:r>
-              <w:rPr>
-                <w:rFonts w:ascii="Times New Roman" w:hAnsi="Times New Roman" w:eastAsia="宋体"/>
-                <w:b w:val="0"/>
-                <w:sz w:val="16"/>
-                <w:u w:val="none"/>
-              </w:rPr>
-              <w:t xml:space="preserve">2. </w:t>
-            </w:r>
-            <w:r>
-              <w:rPr>
-                <w:rFonts w:ascii="Times New Roman" w:hAnsi="Times New Roman" w:eastAsia="宋体"/>
-                <w:b/>
-                <w:sz w:val="16"/>
-                <w:u w:val="none"/>
-              </w:rPr>
-              <w:t>OE 异步状态算子：</w:t>
-            </w:r>
-            <w:r>
-              <w:rPr>
-                <w:rFonts w:ascii="Times New Roman" w:hAnsi="Times New Roman" w:eastAsia="宋体"/>
-                <w:b w:val="0"/>
-                <w:sz w:val="16"/>
-                <w:u w:val="none"/>
-              </w:rPr>
-              <w:t>将recent-token history与oe_input_ids构造保留在GPU，修复prefill/decode/mixed batch/恢复/slot reuse/reorder的跨step状态；TP1 28/28 case通过、吞吐较sync +4.99%，TP2/TP4均84/84、0 mismatch。</w:t>
+              <w:t>为消除rollout侧vLLM与训练侧Megatron的MoE路由偏差，打通[token, MoE-layer, top-k]采集、传输、response-mask对齐与训练回放，建立route mismatch/fτ²/KL异常闭环；8×H200、20-step对照中mismatch由17%-19%降至0，fτ²/KL降低36-145×/4-7×，并完成128卡内部300B级模型单轮200-step监控运行。</w:t>
             </w:r>
           </w:p>
           <w:p>
@@ -901,7 +808,7 @@
                 <w:sz w:val="16"/>
                 <w:u w:val="none"/>
               </w:rPr>
-              <w:t>TensorFlow MUSA Extension 算子、图优化与稳定性：</w:t>
+              <w:t>TensorFlow MUSA Extension（压缩保留）：</w:t>
             </w:r>
             <w:r>
               <w:rPr>
@@ -910,7 +817,7 @@
                 <w:sz w:val="16"/>
                 <w:u w:val="none"/>
               </w:rPr>
-              <w:t>负责muDNN GELU接入、GELU fusion链路修复、benchmark和热点算子优化，推动整网11个GELU全部融合，真实shape耗时降低36.6%；独立定位shape tensor误入device path并重构HostMemory，使inference 500轮成功率约30%提升至1000轮100%，4万/40万/80万轮长跑稳定；Logical_Or由21.2 μs降至10.7 μs，整网吞吐8187.48提升至8284.65。</w:t>
+              <w:t>完成GELU fusion、图优化与稳定性修复，推动整网11个GELU全部融合、真实shape耗时降低36.6%；修正shape tensor HostMemory路径后，1000轮inference成功率达100%。</w:t>
             </w:r>
           </w:p>
         </w:tc>
@@ -1382,7 +1289,7 @@
                 <w:sz w:val="17"/>
                 <w:u w:val="none"/>
               </w:rPr>
-              <w:t>针对通用CoT蒸馏对关键推理token区分不足的问题，参与“结构恢复—关键Token加权监督—偏好优化”三阶段框架，负责模型训练、超参调优与vLLM TP=4评测；以逐token扰动教师推理后参考答案生成似然的下降量估计重要性，并将其用于加权SFT与辅助损失。Qwen2.5-7B-Instruct在GSM8K/SVAMP取得94.01%/94.00% accuracy，较最强基线提升5.51/10.10个百分点。</w:t>
+              <w:t>针对通用CoT蒸馏无法区分关键推理token的问题，参与“结构恢复—关键Token加权监督—偏好优化”三阶段训练框架，负责训练、超参调优和vLLM TP=4评测；以逐token扰动教师推理后参考答案的生成似然下降量估计重要性，并用于加权SFT与辅助损失。Qwen2.5-7B-Instruct在GSM8K/SVAMP达到94.01%/94.00%，较最强基线提升5.51/10.10个百分点；论文已投稿AAAI 2027。</w:t>
             </w:r>
           </w:p>
         </w:tc>
@@ -1416,7 +1323,7 @@
                 <w:sz w:val="18"/>
                 <w:u w:val="none"/>
               </w:rPr>
-              <w:t>2025.12-至今</w:t>
+              <w:t>2026.08-09</w:t>
             </w:r>
           </w:p>
         </w:tc>
@@ -1472,7 +1379,7 @@
                 <w:sz w:val="18"/>
                 <w:u w:val="none"/>
               </w:rPr>
-              <w:t>基于 PyTorch Extension 的高性能 LLM 量化推理 Runtime 开发</w:t>
+              <w:t>Blackwell 多精度训练验证（B200）</w:t>
             </w:r>
           </w:p>
         </w:tc>
@@ -1518,7 +1425,7 @@
                 <w:sz w:val="17"/>
                 <w:u w:val="none"/>
               </w:rPr>
-              <w:t>H200 量化 Runtime 与TP2扩展：</w:t>
+              <w:t>Blackwell 多精度训练验证：</w:t>
             </w:r>
             <w:r>
               <w:rPr>
@@ -1527,7 +1434,7 @@
                 <w:sz w:val="17"/>
                 <w:u w:val="none"/>
               </w:rPr>
-              <w:t>完成W4A16/W8A8/FP8、FlashAttention-2/4与GQA/softcap/SDPA链路适配，定位并修复量化GEMV尾组越界；实现packed-AWQ TP=2切分与NCCL all-reduce。32B W4A16在双H200上使checkpoint/峰值显存降低70.5%/66.8%，端到端输出吞吐提升76.8%。</w:t>
+              <w:t>为验证低精度训练链路的数值、重启与强扩展稳定性，以random-init + mock data重建dense decoder工作负载，建立BF16/FP8/MXFP8/NVFP4、1-8 GPU与80个Transformer Engine forward+backward shape的矩阵，并覆盖checkpoint save/load/restart。BF16/NVFP4强扩展24/24正式运行、720 optimizer steps的step-time CV&lt;1%；8卡NVFP4相对BF16吞吐1.265×、板卡tokens/J 1.434×，80/80有限值且checkpoint恢复loss相对差异1.38e-6（不外推真实数据收敛）。</w:t>
             </w:r>
           </w:p>
         </w:tc>
@@ -1634,7 +1541,7 @@
                 <w:sz w:val="17"/>
                 <w:u w:val="none"/>
               </w:rPr>
-              <w:t>聚焦GPU训练算子与大模型训练优化，具备Attention deterministic backward、MoE GEMM-通信竞争、RL训推一致性和多卡性能/正确性验证经验。</w:t>
+              <w:t>聚焦GPU训练算子与大模型训练优化，具备Attention backward、MoE GEMM—通信竞争、RL训练回放和多卡确定性/数值验证经验。</w:t>
             </w:r>
           </w:p>
           <w:p>

--- a/doc/冯浩然_AIInfra中文简历_训练优化版.docx
+++ b/doc/冯浩然_AIInfra中文简历_训练优化版.docx
@@ -597,7 +597,7 @@
                 <w:sz w:val="16"/>
                 <w:u w:val="none"/>
               </w:rPr>
-              <w:t>训练算子优化（主体）</w:t>
+              <w:t>训练算子优化</w:t>
             </w:r>
           </w:p>
           <w:p>
@@ -724,7 +724,7 @@
                 <w:sz w:val="16"/>
                 <w:u w:val="none"/>
               </w:rPr>
-              <w:t>RL 训练侧路由闭环（辅助）</w:t>
+              <w:t>RL 训练侧路由闭环</w:t>
             </w:r>
           </w:p>
           <w:p>
@@ -808,7 +808,7 @@
                 <w:sz w:val="16"/>
                 <w:u w:val="none"/>
               </w:rPr>
-              <w:t>TensorFlow MUSA Extension（压缩保留）：</w:t>
+              <w:t>TensorFlow MUSA Extension 算子与编译器优化：</w:t>
             </w:r>
             <w:r>
               <w:rPr>
@@ -817,7 +817,7 @@
                 <w:sz w:val="16"/>
                 <w:u w:val="none"/>
               </w:rPr>
-              <w:t>完成GELU fusion、图优化与稳定性修复，推动整网11个GELU全部融合、真实shape耗时降低36.6%；修正shape tensor HostMemory路径后，1000轮inference成功率达100%。</w:t>
+              <w:t>负责TensorFlow on MUSA的算子支持、图优化与稳定性治理：完成muDNN GELU接入、GELU fusion链路修复及benchmark，推动整网11个GELU全部融合、真实shape耗时降低36.6%；独立定位StridedSlice&lt;int32&gt;/Pack&lt;int32&gt;的shape tensor误入device path根因并重构HostMemory路径，使inference 500轮成功率约30%提升至1000轮100%，4万/40万/80万轮长跑稳定；优化Logical_Or scalar broadcast将21.2 μs降至10.7 μs，整网吞吐由8187.48提升至8284.65。</w:t>
             </w:r>
           </w:p>
         </w:tc>

--- a/doc/冯浩然_AIInfra中文简历_训练优化版.docx
+++ b/doc/冯浩然_AIInfra中文简历_训练优化版.docx
@@ -808,7 +808,7 @@
                 <w:sz w:val="16"/>
                 <w:u w:val="none"/>
               </w:rPr>
-              <w:t>TensorFlow MUSA Extension 算子与编译器优化：</w:t>
+              <w:t>GELU 融合与图优化：</w:t>
             </w:r>
             <w:r>
               <w:rPr>
@@ -817,7 +817,41 @@
                 <w:sz w:val="16"/>
                 <w:u w:val="none"/>
               </w:rPr>
-              <w:t>负责TensorFlow on MUSA的算子支持、图优化与稳定性治理：完成muDNN GELU接入、GELU fusion链路修复及benchmark，推动整网11个GELU全部融合、真实shape耗时降低36.6%；独立定位StridedSlice&lt;int32&gt;/Pack&lt;int32&gt;的shape tensor误入device path根因并重构HostMemory路径，使inference 500轮成功率约30%提升至1000轮100%，4万/40万/80万轮长跑稳定；优化Logical_Or scalar broadcast将21.2 μs降至10.7 μs，整网吞吐由8187.48提升至8284.65。</w:t>
+              <w:t>针对大图场景中部分GELU未被融合、整网图优化收益受限的问题，负责muDNN GELU接入、fusion链路修复与benchmark建设；补齐融合条件和回归验证后，推动整网11个GELU全部融合，真实shape耗时降低36.6%。</w:t>
+            </w:r>
+          </w:p>
+          <w:p>
+            <w:pPr>
+              <w:keepLines w:val="0"/>
+              <w:spacing w:before="0" w:after="110" w:line="264" w:lineRule="auto"/>
+              <w:ind w:left="140" w:hanging="140"/>
+            </w:pPr>
+            <w:r>
+              <w:rPr>
+                <w:rFonts w:ascii="Times New Roman" w:hAnsi="Times New Roman" w:eastAsia="宋体"/>
+                <w:b w:val="0"/>
+                <w:sz w:val="16"/>
+                <w:u w:val="none"/>
+              </w:rPr>
+              <w:t xml:space="preserve">• </w:t>
+            </w:r>
+            <w:r>
+              <w:rPr>
+                <w:rFonts w:ascii="Times New Roman" w:hAnsi="Times New Roman" w:eastAsia="宋体"/>
+                <w:b/>
+                <w:sz w:val="16"/>
+                <w:u w:val="none"/>
+              </w:rPr>
+              <w:t>整网稳定性与热点算子优化：</w:t>
+            </w:r>
+            <w:r>
+              <w:rPr>
+                <w:rFonts w:ascii="Times New Roman" w:hAnsi="Times New Roman" w:eastAsia="宋体"/>
+                <w:b w:val="0"/>
+                <w:sz w:val="16"/>
+                <w:u w:val="none"/>
+              </w:rPr>
+              <w:t>针对长跑OOM/随机崩溃及Logical_Or热点，定位StridedSlice&lt;int32&gt;/Pack&lt;int32&gt;将shape tensor误送device path的根因并重构HostMemory路径，使inference 500轮成功率由约30%提升至1000轮100%，4万/40万/80万轮长跑稳定；同时优化Logical_Or scalar broadcast并补齐Logical_And测试，平均耗时由21.2 μs降至10.7 μs，整网吞吐由8187.48提升至8284.65。</w:t>
             </w:r>
           </w:p>
         </w:tc>
